--- a/example_articles/states/Georgia/1.states_Georgia_New_York_Times.docx
+++ b/example_articles/states/Georgia/1.states_Georgia_New_York_Times.docx
@@ -27,17 +27,17 @@
     </w:p>
     <w:p>
       <w:r>
-        <w:t>Source File: NYT/50.DOCX</w:t>
+        <w:t>Source file: NYT/50.DOCX</w:t>
       </w:r>
     </w:p>
     <w:p>
       <w:r>
-        <w:t>Raw locations result: ['Georgia']</w:t>
+        <w:t>Raw locations result, 'locations': ['Georgia']</w:t>
       </w:r>
     </w:p>
     <w:p>
       <w:r>
-        <w:t>states_stand_flat (Standardized): Georgia</w:t>
+        <w:t>Standardized locations result, 'states_stand_flat': Georgia</w:t>
       </w:r>
     </w:p>
     <w:p>

--- a/example_articles/states/Georgia/1.states_Georgia_New_York_Times.docx
+++ b/example_articles/states/Georgia/1.states_Georgia_New_York_Times.docx
@@ -7,7 +7,7 @@
         <w:pStyle w:val="Heading1"/>
       </w:pPr>
       <w:r>
-        <w:t>WINE TALK</w:t>
+        <w:t>The Pop Life</w:t>
       </w:r>
     </w:p>
     <w:p>
@@ -17,17 +17,17 @@
     </w:p>
     <w:p>
       <w:r>
-        <w:t>Date: 1990-08-15</w:t>
+        <w:t>Date: 1990-12-05</w:t>
       </w:r>
     </w:p>
     <w:p>
       <w:r>
-        <w:t>Section: Section C; Page 9, Column 1; Living Desk</w:t>
+        <w:t>Section: Section C;; Section C; Page 20; Column 5; Cultural Desk; Column 5;</w:t>
       </w:r>
     </w:p>
     <w:p>
       <w:r>
-        <w:t>Source file: NYT/50.DOCX</w:t>
+        <w:t>Source file: NYT/32.DOCX</w:t>
       </w:r>
     </w:p>
     <w:p>
@@ -49,65 +49,57 @@
     </w:p>
     <w:p>
       <w:r>
-        <w:t>There is a water shortage in much of France this summer thanks to a three-year drought, but in Paris it seems that only Badoit is affected. Badoit is a popular mineral water and since the recent spell of record-breaking heat here, there just has not been enough of it to go around.</w:t>
+        <w:t>'Dances With Wolves'</w:t>
         <w:br/>
-        <w:t>This news cannot come as any surprise to the French wine industry. A new study shows that the French people are turning away from wine and that their favorite replacement is water. In fact, the study showed that for the first time anyone can recall, a majority of French adults say they never drink wine.</w:t>
+        <w:t>When John Barry was preparing to write the music for Kevin Costner's film, "Dances With Wolves," he listened to a lot of American Indian music that was recorded while the film was being shot on location but decided not to incorporate it.</w:t>
         <w:br/>
-        <w:t>The countrywide survey was undertaken last spring by the National Interprofessional Office of Wine, a promotional arm of the industry. The group reported that 51 percent of the adult population drinks no wine at all. In a 1980 survey by the same office, 39 percent of the respondents said they never drank wine. By 1985, that figure had climbed to 45 percent.</w:t>
+        <w:t>"It didn't come across," he said in a recent telephone interview from his home in Oyster Bay, L.I. "For me the score had to be seen through the eyes of its protagonist."</w:t>
         <w:br/>
-        <w:t>Some 4,000 people were queried about the drinking habits of all the adults in their households, a total of 12,400 people, the wine office said.</w:t>
+        <w:t>The film, which stars Mr. Costner, who also directed, tells the story of John Dunbar, a soldier who joins a Sioux Indian tribe in the 1860's.</w:t>
         <w:br/>
-        <w:t>Still, 28 percent of the men interviewed said they were daily wine drinkers. Only 11 percent of the women drank wine daily. The principal reason for abstaining: 73 percent of those who said they do not drink wine said they don't like the taste. About 25 percent spoke of health concerns.</w:t>
+        <w:t>"He was a noble, simple and dedicated man who had a kind of purity in everything he did," Mr. Barry said. "It was difficult to sustain that feeling and keep it interesting for an hour and 35 minutes. Right from the beginning, Kevin and I saw eye to eye. Because the look of the picture involved such a feeling of space, we envisioned a score that would be large and romantic. It uses a nice-size orchestra of 95 and a choir of 12 contraltos. Though it has Indian themes, they were my interpretation of what those would be."</w:t>
         <w:br/>
-        <w:t>While the 51 percent figure is noteworthy, it is only another landmark in the longterm decline of wine drinking in France. And, for that matter, in Italy and Spain. In all three countries wine consumption today is considerably less than it was at the end of World War II. It is probably safe to say that the term ''wine drinking nation'' may be obsolete early in the next century.</w:t>
+        <w:t>At 95 minutes, the score for "Dances With Wolves" is nearly three times as long as than Mr. Barry's original music for the 1985 film "Out of Africa," which won him an Academy Award for best film score.</w:t>
         <w:br/>
-        <w:t>In 1930, per capita consumption of wine in France was about 130 liters - almost 35 gallons - a year. By 1950 that had dropped to 109 liters and by 1986, according to figures compiled by the European Economic Community, to about 78 liters. Spain and Italy saw increases in consumption during the late 1960's and 1970's, but in both countries consumption has declined considerably in the last decade, in both cases to levels below those of 1930 and 1950.</w:t>
+        <w:t>Even though he has composed some of the most distinguished symphonic scores of the last three decades, in many people's minds Mr. Barry will always be best remembered as the composer of the theme music for 12 James Bond movies.</w:t>
         <w:br/>
-        <w:t>In the E.E.C., wine is the fourth most popular drink after tea, coffee and beer, in that order. Wine and soft drinks are about even and mineral waters are sixth.</w:t>
+        <w:t>"I was asked to get involved with the Bond movies because I had my own pop group at the time, the John Barry Seven, which had had several successful instrumental hits in England," he said. "Prior to 'Dr. No,' I had also already done three or four movie scores. I've always called my Bond scores 'million-dollar Mickey Mouse music.' "</w:t>
         <w:br/>
-        <w:t>In ''Wine in the European Community,'' a 1988 study, the E.E.C. listed five general factors as possible causes for the decline in wine consumption in traditional wine-producing nations, in addition to ''excessively high taxation and serious economic depression.''</w:t>
+        <w:t>Among his film scores, he said, his favorites include those for "Seance on a Wet Afternoon," "The Whisperers," "The Knack," "The Ipcress File," "Somewhere in Time," "Midnight Cowboy," and most of all, "The Lion in Winter."</w:t>
         <w:br/>
-        <w:t>These are the factors:</w:t>
+        <w:t>Broadly speaking, he described his philosophy of film scoring as a matter of "getting inside the characters."</w:t>
         <w:br/>
-        <w:t>* The drop in rural population as people move to the towns.</w:t>
+        <w:t>"While everybody knew that James Bond was going to win, be the hero and end up with the woman," Mr. Barry said, "the music still had to believe that he might not and take the audience through that process."</w:t>
         <w:br/>
-        <w:t>* Changes in dietary habits resulting mainly from changes in the pattern of working life.</w:t>
+        <w:t>"Dances With Wolves" is the first score Mr. Barry has completed since he suffered a ruptured esophagus two years ago.</w:t>
         <w:br/>
-        <w:t>* Increased consumption of other beverages, as a result of extensive advertising.</w:t>
+        <w:t>He attributed the rupture to a health-food beverage he had been drinking regularly for six months, but he refused to identify the product because of a pending lawsuit. He had four major operations in 14 months, one to "replumb" his esophagus with a piece of his colon. He said he was functioning normally now.</w:t>
         <w:br/>
-        <w:t>* Misleading information regarding the authenticity of wine or its effect on health.</w:t>
-        <w:br/>
-        <w:t>* A greater propensity of consumers to spend their money on other things.</w:t>
-        <w:br/>
-        <w:t>Some of the E.E.C.'s reasoning is questionable. Europeans have been moving off the land in large numbers for almost a century. Even so, as late as the 1950's, cities like Rennes in France reported that in some neighborhoods fewer than 20 percent of the domiciles had running water. Those people continued to drink wine. Certainly changing work patterns played a role. In the early part of this century it was not uncommon for laboring men - factory workers, farmhands - to drink 10 liters of wine a day. And they consumed enormous meals; the legendary ''trou normand'' was a ''hole'' made by consuming a glass of fiery Calvados after the first five courses of a meal. The hole made space for the next five courses.</w:t>
-        <w:br/>
-        <w:t>Needless to say, enormous amounts of wine were consumed with such meals.</w:t>
-        <w:br/>
-        <w:t>Just as food has lightened up - nouvelle cuisine was a response to new eating habits - wine has become less alcoholic, lighter-bodied, easier to drink.</w:t>
-        <w:br/>
-        <w:t>While advertising certainly plays a role in influencing consumer purchases, it is likely that drinking habits would have changed in any case. More than anything else, the availability of clean running water in even the poorest cities and towns lessened the need for wine as a safe beverage. So did the ever-growing availabilty of wholesome food - in the absence of anything better, wine had been drunk for its nutritive value, too.</w:t>
-        <w:br/>
-        <w:t>The coming of electricity to the smallest hamlets made refrigeration a reality. With it came soft drinks, bottled juices and, of course, beer. Invariably, the new products tasted better than the cheap wine that had been the staple of the French working class.</w:t>
-        <w:br/>
-        <w:t>The gradual decline in wine consumption in the Common Market has imposed severe economic burdens on the countries involved. At present, more than 20 percent of the wine produced in France each year is turned into pure alcohol. The Government, prodded by a powerful agricultural lobby, buys surplus wine from the producers, distills it and stores the alcohol. According to E.E.C. figures, France's stocks of wine alcohol rose from some 250 million gallons in the early 1970's to almost half a billion gallons in 1986. Storage costs alone run into the millions of dollars each year.</w:t>
-        <w:br/>
-        <w:t>In France, as in the United States, the trend has been to drink less wine but much better wine. To that end, the Government has for 20 years been encouraging growers in the Midi, the hot shore of the Mediterranean, to pull up their cheap, heavy-producing vines to plant vines that yield fewer but better-respected grapes, like cabernet sauvignon and chardonnay.</w:t>
-        <w:br/>
-        <w:t>The number of new French wineries producing top-quality wines in what were once enological backwaters is remarkable. The Government has responded by upgrading such grape-growing areas, like Minervois or Cotes de Provence, by awarding them the coveted Appellation d'Origine Controlee. This top rating assures the consumer that certain quality standards will be maintained, and virtually guarantees the grower and wine maker a much higher return on his investment.</w:t>
-        <w:br/>
-        <w:t>The proof is in any French supermarket. Once the shelves were lined with plastic bottles of anonymous cheap red wine, sold by alcoholic content. A liter at 11.5 percent alcohol cost a few centimes more than a bottle at 11 percent, and so on.</w:t>
-        <w:br/>
-        <w:t>Now the displays feature famous Bordeaux chateaus, the best Burgundies and Champagnes and, more often than not, a modest display of what are called here Vins de Californie. And if that is not a change in French drinking habits, then what is?</w:t>
+        <w:t>"Dances With Wolves," on Epic Associated Records, is the most ambitious and complicated score of his career and completes the happy ending.</w:t>
         <w:br/>
         <w:t xml:space="preserve"> </w:t>
         <w:br/>
-        <w:t>TASTINGS</w:t>
+        <w:t>Maureen Tucker Is Back</w:t>
+        <w:br/>
+        <w:t xml:space="preserve"> Little did Maureen Tucker suspect when she was a drummer with that seminal New York band, the Velvet Underground, that one day she would be regarded as an influential rock drummer.</w:t>
+        <w:br/>
+        <w:t>Ms. Tucker, who left the pop music scene in 1972, said in a telephone interview last week that she was completely unaware of her growing reputation until nine years ago, when she started getting involved with music again and discovered that she and the Velvet Underground were often mentioned in rock magazines like Creem.</w:t>
+        <w:br/>
+        <w:t>"I began to realize that we were a lot more influential now than we had ever been then," said Ms. Tucker, who is making one of her infrequent New York appearances on Saturday evening leading a five-member band at the Church of St. Ann and the Holy Trinity in Brooklyn Heights. In her own band, Ms. Tucker plays the guitar, not the drums, and performs her own post-punk songs. Angry rockers like "Spam" and "Work" describe the frustrations of working-class life, while the incantatory rock ballad "Andy" is a minimalist elegy for Andy Warhol, the Velvet Underground's original mentor. Also included on her recent album, "Life in Exile After Abdication" ( 50 Skadillion Watts Records, ) are versions of Leadbelly's "Goodnight Irene" and the Velvet Underground's "Pale Blue Eyes." The singer's blunt expressions of working-class anger, she said, come out of personal experience. A divorced mother of five, Ms. Tucker has lived for six years in Douglas, Ga., a town of about 10,000 in a depressed rural area. For three of those years she worked in the billing and receiving office of a local Wal-Mart store. She quit her job in February 1989 when the store refused to give her time off to go on a six-week European tour.</w:t>
+        <w:br/>
+        <w:t>Ms. Tucker's return to rock music began in 1981 when she recorded a solo album in her living room. Four years later, she made a warmly received second record with Jad Fair, the leader of a group called Half Japanese. "Life in Exile After Abdication" was recorded in 1988, and favorable critical response brought Ms. Tucker and her band to New York, where they played at CBGB. She recently signed with Mammoth Records , a small independent label in North Carolina.</w:t>
+        <w:br/>
+        <w:t>Lou Reed, who left the Velvet Underground a year before Ms. Tucker did, has been very encouraging. She played the drums on two cuts of his "New York" album and opened for him the summer before last on 10 shows of his national tour.</w:t>
+        <w:br/>
+        <w:t>With her rising fortunes, Ms. Tucker said, she hopes to be able to earn enough to leave Georgia.</w:t>
+        <w:br/>
+        <w:t>"New York is still out of the question," she said. "But wherever I go I want it to be much closer to New York, because that's where the work is."</w:t>
         <w:br/>
         <w:t xml:space="preserve"> </w:t>
         <w:br/>
-        <w:t>Silver Oak Cellars Cabernet Sauvignon Alexander Valley 1986, California; about $25.</w:t>
+        <w:t>Stevie B. Is No. 1</w:t>
         <w:br/>
-        <w:t>Justin Meyer makes three wines at his modest-sized winery in the Napa Valley: cabernet, cabernet and cabernet. This one is from the Alexander Valley, about 20 miles north of the Napa Valley. The other two are from grapes grown in the Napa Valley, one from the Silver Oak Vineyard and one from Bonny's Vineyard, a patch of vines named for Mr. Meyer's wife. The Alexander Valley wine is singled out here because there is more of it, perhaps 20,000 cases in a good year as against 2,000 from the Silver Oak Vineyard and less than 1,000 from Bonny's Vineyard. But they are all fine wines; it's just going to be easier to find the Alexander Valley selection. The 1986 samplings, just now being released, are dark, intense wines with impressive concentrations of fruit. When a bottle was left open for an hour recently, it filled the room with a bouquet reminiscent of a great Chateau Latour. The 1986 vintage of the other two wines probably shouldn't be opened for another two or three years. By putting all his grapes in one basket, Mr. Meyer, who started at Christian Brothers and later worked at Franciscan Vineyards, took a calculated risk. Judging by this and other recent vintages, his calculations were correct.</w:t>
+        <w:t xml:space="preserve"> "Because I Love You (The Postman Song)" (LMR/RCA), this week's No. 1 single on Billboard's pop singles chart, is the first No. 1 record for Stevie B., a Miami-based pop-soul singer. The record is also the first No. 1 hit for LMR, a small New York-based label with 10 artists on its roster, that last July became affiliated with RCA.</w:t>
       </w:r>
     </w:p>
     <w:sectPr>

--- a/example_articles/states/Georgia/1.states_Georgia_New_York_Times.docx
+++ b/example_articles/states/Georgia/1.states_Georgia_New_York_Times.docx
@@ -7,7 +7,7 @@
         <w:pStyle w:val="Heading1"/>
       </w:pPr>
       <w:r>
-        <w:t>The Pop Life</w:t>
+        <w:t>Increasing Rate Of Foreclosures Upsets Atlanta</w:t>
       </w:r>
     </w:p>
     <w:p>
@@ -17,17 +17,17 @@
     </w:p>
     <w:p>
       <w:r>
-        <w:t>Date: 1990-12-05</w:t>
+        <w:t>Date: 2007-07-09</w:t>
       </w:r>
     </w:p>
     <w:p>
       <w:r>
-        <w:t>Section: Section C;; Section C; Page 20; Column 5; Cultural Desk; Column 5;</w:t>
+        <w:t>Section: Section A; Column 0; Business/Financial Desk; Pg. 1</w:t>
       </w:r>
     </w:p>
     <w:p>
       <w:r>
-        <w:t>Source file: NYT/32.DOCX</w:t>
+        <w:t>Source file: NYT/46.DOCX</w:t>
       </w:r>
     </w:p>
     <w:p>
@@ -49,57 +49,82 @@
     </w:p>
     <w:p>
       <w:r>
-        <w:t>'Dances With Wolves'</w:t>
+        <w:t>Despite a vibrant local economy, Atlanta homeowners are falling behind on mortgage payments and losing their homes at one of the highest rates in the nation, offering a troubling glimpse of what experts fear may be in store for other parts of the country.</w:t>
         <w:br/>
-        <w:t>When John Barry was preparing to write the music for Kevin Costner's film, "Dances With Wolves," he listened to a lot of American Indian music that was recorded while the film was being shot on location but decided not to incorporate it.</w:t>
+        <w:t xml:space="preserve">  The real estate slump here and elsewhere is likely to worsen, given that most of the adjustable rate mortgages written in the last three years will be reset with higher interest rates, said Christopher F. Thornberg, an economist with Beacon Economics in Los Angeles. As a result, borrowers of an estimated $800 billion in loans will be forced in the next 12 months to 18 months to make bigger monthly payments, refinance or sell their homes.</w:t>
         <w:br/>
-        <w:t>"It didn't come across," he said in a recent telephone interview from his home in Oyster Bay, L.I. "For me the score had to be seen through the eyes of its protagonist."</w:t>
+        <w:t xml:space="preserve">  A big reason the fallout is occurring faster here is a Georgia law that permits lenders to foreclose on properties more quickly than in other states. The problems include not just people losing their homes, but also sharp declines in property values, particularly in lower-income and working-class neighborhoods.</w:t>
         <w:br/>
-        <w:t>The film, which stars Mr. Costner, who also directed, tells the story of John Dunbar, a soldier who joins a Sioux Indian tribe in the 1860's.</w:t>
+        <w:t xml:space="preserve">  For example, a three-bedroom house near Turner Field, where the Atlanta Braves baseball team plays, fetched a high bid late last month of $134,000 at an auction by the bank that took possession of it. Almost three years ago, the new home was bought for $330,000.</w:t>
         <w:br/>
-        <w:t>"He was a noble, simple and dedicated man who had a kind of purity in everything he did," Mr. Barry said. "It was difficult to sustain that feeling and keep it interesting for an hour and 35 minutes. Right from the beginning, Kevin and I saw eye to eye. Because the look of the picture involved such a feeling of space, we envisioned a score that would be large and romantic. It uses a nice-size orchestra of 95 and a choir of 12 contraltos. Though it has Indian themes, they were my interpretation of what those would be."</w:t>
+        <w:t xml:space="preserve">  While the surge in foreclosures in other big cities like Cleveland, New Orleans and Detroit can be attributed to local economic challenges, Atlanta more closely reflects the nation. Its unemployment rate, 4.9 percent in May, is low and close to the national average of 4.5 percent. And businesses here are adding jobs, albeit at a slower pace than they were last year.</w:t>
         <w:br/>
-        <w:t>At 95 minutes, the score for "Dances With Wolves" is nearly three times as long as than Mr. Barry's original music for the 1985 film "Out of Africa," which won him an Academy Award for best film score.</w:t>
+        <w:t xml:space="preserve">  Like others across the country, homeowners here took out aggressive mortgages in the last few years when interest rates were low and housing prices were soaring. Now many are falling behind -- some have lost jobs or experienced other financial difficulties, but many others are not able to refinance because their homes are worth less than they paid for them and their credit is now too weak for them to qualify for another loan.</w:t>
         <w:br/>
-        <w:t>Even though he has composed some of the most distinguished symphonic scores of the last three decades, in many people's minds Mr. Barry will always be best remembered as the composer of the theme music for 12 James Bond movies.</w:t>
+        <w:t xml:space="preserve">  So far, the pain has been limited to those on the financial margins, but as more loans are reset to higher rates and home prices continue to slide, more homeowners will be unable to meet rising payments or to refinance. ''This is a process that is starting low and will go high,'' said Mr. Thornberg, the  economist in Los Angeles.</w:t>
         <w:br/>
-        <w:t>"I was asked to get involved with the Bond movies because I had my own pop group at the time, the John Barry Seven, which had had several successful instrumental hits in England," he said. "Prior to 'Dr. No,' I had also already done three or four movie scores. I've always called my Bond scores 'million-dollar Mickey Mouse music.' "</w:t>
+        <w:t xml:space="preserve">  Atlanta also serves as a microcosm for some broader national trends: wages have been stagnant for much of this decade, homeowners have taken on record amounts of debt, and mortgage fraud has been on the rise.</w:t>
         <w:br/>
-        <w:t>Among his film scores, he said, his favorites include those for "Seance on a Wet Afternoon," "The Whisperers," "The Knack," "The Ipcress File," "Somewhere in Time," "Midnight Cowboy," and most of all, "The Lion in Winter."</w:t>
+        <w:t xml:space="preserve">  ''We are a very affordable place,'' said Mike Alexander, the chief of research at the Atlanta Regional Commission, an organization that serves local governments. ''But our incomes are very low, and if anything went wrong, it would be very hard for people to maintain their homes.''</w:t>
         <w:br/>
-        <w:t>Broadly speaking, he described his philosophy of film scoring as a matter of "getting inside the characters."</w:t>
+        <w:t xml:space="preserve">  An estimated 2.7 percent of all housing units in the region were in foreclosure at the end of last year, up from 1.1 percent in 2000, according to an analysis by the commission. Nationally, less than 1 percent of all housing units were in foreclosure, according to data from the Mortgage Bankers Association and the Census Bureau.</w:t>
         <w:br/>
-        <w:t>"While everybody knew that James Bond was going to win, be the hero and end up with the woman," Mr. Barry said, "the music still had to believe that he might not and take the audience through that process."</w:t>
+        <w:t xml:space="preserve">  Though Atlanta has added jobs in recent years, they pay less than the jobs the region lost after the technology boom of the late 1990s ended. The median household income was only 7.6 percent higher in 2005 than in 2000, according to the Census Bureau. That is about half the rate of inflation during that period, and it mirrors what has occurred nationally. </w:t>
         <w:br/>
-        <w:t>"Dances With Wolves" is the first score Mr. Barry has completed since he suffered a ruptured esophagus two years ago.</w:t>
+        <w:t xml:space="preserve">  While wages have languished, average Atlanta families are shouldering more debt. As of March, residents had bigger credit card balances, mortgages and car loans relative to their income than average Americans, according to data compiled by Moody'sEconomy.com. And the equity that Atlanta residents have in their homes -- the value of their house minus what they owe -- has dropped 14 percent since peaking in late 2005.</w:t>
         <w:br/>
-        <w:t>He attributed the rupture to a health-food beverage he had been drinking regularly for six months, but he refused to identify the product because of a pending lawsuit. He had four major operations in 14 months, one to "replumb" his esophagus with a piece of his colon. He said he was functioning normally now.</w:t>
+        <w:t xml:space="preserve">  By comparison, in California -- the state where mortgage lending was most aggressive, real estate prices climbed fastest and homeowners have the highest debt burdens  -- home equity values have dropped about 10 percent from their peak in 2005. </w:t>
         <w:br/>
-        <w:t>"Dances With Wolves," on Epic Associated Records, is the most ambitious and complicated score of his career and completes the happy ending.</w:t>
+        <w:t xml:space="preserve">  Georgia's foreclosure laws have also accelerated a process that can drag on for months in legal proceedings in other states. Lenders can declare a borrower in default and reclaim a house in as little as 60 days. </w:t>
+        <w:br/>
+        <w:t xml:space="preserve">  ''Because of the foreclosure laws, it may be that people go from delinquency into foreclosure much more quickly in Georgia,'' said Mark Zandi, chief economist at Moody's Economy.com.</w:t>
+        <w:br/>
+        <w:t xml:space="preserve">  That still would not explain why so many people fall behind on house payments in the first place. </w:t>
+        <w:br/>
+        <w:t xml:space="preserve">  At the end of March, 6 percent of all mortgages in Georgia were more than 30 days past due, the fourth-highest rate in the nation, according to the Mortgage Bankers Association. Mississippi, Louisiana and Michigan had more loans past due.</w:t>
+        <w:br/>
+        <w:t xml:space="preserve">  Rajeev Dhawan, an economics professor at Georgia State University, has started studying the characteristics of loans on homes that are in foreclosure. His preliminary analysis of data from April shows that nearly half were for adjustable rate mortgages and many were issued in the last two years. </w:t>
+        <w:br/>
+        <w:t xml:space="preserve">  ''Everybody thought if the home prices kept going up, the lenders will keep refinancing you,'' he said.</w:t>
+        <w:br/>
+        <w:t xml:space="preserve">  In recent years, industry groups and law enforcement agencies have also cited Atlanta for being home to some aggressive mortgage fraud schemes. It may have been an easier target because the prices of homes in the same neighborhood can vary greatly here, making it easier to inflate appraisals.</w:t>
+        <w:br/>
+        <w:t xml:space="preserve">  Auctions for a dozen homes conducted one day in late June across the Atlanta area -- from gritty inner-city neighborhoods to the affluent suburb of Marietta -- provide a window into how the real estate slump is playing out here.</w:t>
+        <w:br/>
+        <w:t xml:space="preserve">  The most prized property on offer that day was a stately four-bedroom brick home in Marietta that sits on a tree-covered lot measuring three-quarters of an acre. It fetched a high bid of $646,000, about $60,000 more than the last mortgage on the property. More than 200 people turned up at the auction, and the winning bidders were a young couple, Cameron and Jamie Clayton, who are expecting a second child this year.</w:t>
+        <w:br/>
+        <w:t xml:space="preserve">  ''I wouldn't say it is a steal,'' said Mr. Clayton, who is an executive at The Weather Channel. ''We paid the same price we would have paid on the market, maybe more.''</w:t>
+        <w:br/>
+        <w:t xml:space="preserve">  But about 25 miles south, an auction for the three-bedroom home near Turner Field produced a starkly different result. Corey Neureuther, a 29-year-old accountant, was the winning bidder. He said it was his first real estate investment and he was surprised that others did not bid the price up at the auction, which drew about 30 people. Having recently moved to Atlanta from New York, he said he became interested in buying property after learning about foreclosures in the area.</w:t>
+        <w:br/>
+        <w:t xml:space="preserve">  ''I thought for sure it would sell for $200,000 plus,'' he said. Mr. Neureuther said he thought that he could make money by renting out the house.</w:t>
+        <w:br/>
+        <w:t xml:space="preserve">  Stephanie Calhoun, the former owner of the home, could not be reached for comment. Property records show she took out two loans to finance 100 percent of the purchase price. She borrowed the money from Ownit Mortgage Solutions, a California company that sought bankruptcy protection in December after many of its customers defaulted on their loans. Investors who bought bonds backed by Ownit loans will bear the loss on her home.</w:t>
+        <w:br/>
+        <w:t xml:space="preserve">  Dean Williams, the president of Williams &amp; Williams, the firm that conducted the auctions, saidresults of the sales in Atlanta and elsewhere in the country showed that real estate prices were inflated during the recent boom, especially in less affluent areas.</w:t>
+        <w:br/>
+        <w:t xml:space="preserve">  ''When you find out what the market price really is, it can be a joke,'' said Mr. Williams, whose family-owned firm is based in Tulsa, Okla.</w:t>
+        <w:br/>
+        <w:t xml:space="preserve">  Economists say auctions are generally the most efficient way to determine prices. But only about 1 percent of residential real estate sold in the country last year by dollar value was auctioned.</w:t>
+        <w:br/>
+        <w:t xml:space="preserve">  Most sellers still list homes and wait until they get an offer close to their asking price. At the end of March, 2.8 percent of all owner-occupied homes nationally were vacant and for sale, up from 1.8 percent at the start of 2005. That is the highest vacancy rate in the 51 years the Census Bureau has been tracking it. </w:t>
+        <w:br/>
+        <w:t xml:space="preserve">  But as more homes end up in the hands of banks and trustees for mortgage bonds -- who are typically looking to minimize losses  -- auctions may play a bigger role.</w:t>
+        <w:br/>
+        <w:t xml:space="preserve">  Mark Rollins bought a house southwest of downtown Atlanta for $78,000 at one of the Williams &amp; Williams auctions. The property sold for $255,000 in summer  2004. Mr. Rollins, who is a Realtor, said he planned to live in the house for a couple of years, fix it up and resell it for $150,000 when the market recovered. </w:t>
+        <w:br/>
+        <w:t xml:space="preserve">  Why did the house sell for so much more in 2004? Mr. Rollins has a simple theory: ''The market was hot, the interest rates were low, and they were giving all kinds of deals to people.''</w:t>
+        <w:br/>
+        <w:br/>
+        <w:t>http://www.nytimes.com</w:t>
+        <w:br/>
+        <w:br/>
+        <w:t>Graphic</w:t>
+        <w:br/>
         <w:br/>
         <w:t xml:space="preserve"> </w:t>
         <w:br/>
-        <w:t>Maureen Tucker Is Back</w:t>
-        <w:br/>
-        <w:t xml:space="preserve"> Little did Maureen Tucker suspect when she was a drummer with that seminal New York band, the Velvet Underground, that one day she would be regarded as an influential rock drummer.</w:t>
-        <w:br/>
-        <w:t>Ms. Tucker, who left the pop music scene in 1972, said in a telephone interview last week that she was completely unaware of her growing reputation until nine years ago, when she started getting involved with music again and discovered that she and the Velvet Underground were often mentioned in rock magazines like Creem.</w:t>
-        <w:br/>
-        <w:t>"I began to realize that we were a lot more influential now than we had ever been then," said Ms. Tucker, who is making one of her infrequent New York appearances on Saturday evening leading a five-member band at the Church of St. Ann and the Holy Trinity in Brooklyn Heights. In her own band, Ms. Tucker plays the guitar, not the drums, and performs her own post-punk songs. Angry rockers like "Spam" and "Work" describe the frustrations of working-class life, while the incantatory rock ballad "Andy" is a minimalist elegy for Andy Warhol, the Velvet Underground's original mentor. Also included on her recent album, "Life in Exile After Abdication" ( 50 Skadillion Watts Records, ) are versions of Leadbelly's "Goodnight Irene" and the Velvet Underground's "Pale Blue Eyes." The singer's blunt expressions of working-class anger, she said, come out of personal experience. A divorced mother of five, Ms. Tucker has lived for six years in Douglas, Ga., a town of about 10,000 in a depressed rural area. For three of those years she worked in the billing and receiving office of a local Wal-Mart store. She quit her job in February 1989 when the store refused to give her time off to go on a six-week European tour.</w:t>
-        <w:br/>
-        <w:t>Ms. Tucker's return to rock music began in 1981 when she recorded a solo album in her living room. Four years later, she made a warmly received second record with Jad Fair, the leader of a group called Half Japanese. "Life in Exile After Abdication" was recorded in 1988, and favorable critical response brought Ms. Tucker and her band to New York, where they played at CBGB. She recently signed with Mammoth Records , a small independent label in North Carolina.</w:t>
-        <w:br/>
-        <w:t>Lou Reed, who left the Velvet Underground a year before Ms. Tucker did, has been very encouraging. She played the drums on two cuts of his "New York" album and opened for him the summer before last on 10 shows of his national tour.</w:t>
-        <w:br/>
-        <w:t>With her rising fortunes, Ms. Tucker said, she hopes to be able to earn enough to leave Georgia.</w:t>
-        <w:br/>
-        <w:t>"New York is still out of the question," she said. "But wherever I go I want it to be much closer to New York, because that's where the work is."</w:t>
-        <w:br/>
-        <w:t xml:space="preserve"> </w:t>
-        <w:br/>
-        <w:t>Stevie B. Is No. 1</w:t>
-        <w:br/>
-        <w:t xml:space="preserve"> "Because I Love You (The Postman Song)" (LMR/RCA), this week's No. 1 single on Billboard's pop singles chart, is the first No. 1 record for Stevie B., a Miami-based pop-soul singer. The record is also the first No. 1 hit for LMR, a small New York-based label with 10 artists on its roster, that last July became affiliated with RCA.</w:t>
+        <w:t>Photo: An auctioneer for William &amp; Williams sought bids last month for a distressed or foreclosed home in Stone Mountain, Ga., not far from Atlanta. (Photograph by Jessica McGowan for The New York Times)(pg. A15) Charts: ''A Slumping Market'' Home prices soared in Atlanta during the recent real estate boom, peaking in mid-2006. Now, defaults and foreclosures are increasing as homeowners contend with rising house payments. (Source: Case-Shiller indexes, Atlanta Regional Commission/Equity Depot)(pg. A15)  Chart shows a line graph and a bar graph</w:t>
       </w:r>
     </w:p>
     <w:sectPr>
